--- a/templates/CMIS/KyQuy-DeNghiHoanTra.docx
+++ b/templates/CMIS/KyQuy-DeNghiHoanTra.docx
@@ -95,7 +95,22 @@
           <w:lang w:val="vi-VN"/>
           <w14:ligatures w14:val="none"/>
         </w:rPr>
-        <w:t>GIẤY ĐỀ NGHỊ HOÀN TRẢ TIỀN KÝ QUỸ</w:t>
+        <w:t xml:space="preserve">GIẤY ĐỀ NGHỊ HOÀN TRẢ </w:t>
+      </w:r>
+      <w:r>
+        <w:rPr>
+          <w:rFonts w:ascii="Times New Roman" w:eastAsia="Times New Roman" w:hAnsi="Times New Roman" w:cs="Times New Roman"/>
+          <w:b/>
+          <w:bCs/>
+          <w:noProof w:val="0"/>
+          <w:color w:val="000000"/>
+          <w:kern w:val="0"/>
+          <w:sz w:val="28"/>
+          <w:szCs w:val="28"/>
+          <w:lang w:val="vi-VN"/>
+          <w14:ligatures w14:val="none"/>
+        </w:rPr>
+        <w:t>ĐẶT CỌC TIỀN ĐIỆN</w:t>
       </w:r>
     </w:p>
     <w:p>
